--- a/docs/skiagrafima_medical_imaging_project.docx
+++ b/docs/skiagrafima_medical_imaging_project.docx
@@ -6,12 +6,14 @@
       <w:pPr>
         <w:pStyle w:val="Title"/>
         <w:rPr>
+          <w:rFonts w:ascii="Cambria" w:cs="Cambria" w:hAnsi="Cambria" w:eastAsia="Cambria"/>
           <w:sz w:val="56"/>
           <w:szCs w:val="56"/>
         </w:rPr>
       </w:pPr>
       <w:r>
         <w:rPr>
+          <w:rFonts w:ascii="Cambria" w:hAnsi="Cambria" w:hint="default"/>
           <w:sz w:val="56"/>
           <w:szCs w:val="56"/>
           <w:rtl w:val="0"/>
@@ -24,12 +26,18 @@
       <w:pPr>
         <w:pStyle w:val="Heading"/>
         <w:rPr>
+          <w:rFonts w:ascii="Cambria Bold" w:cs="Cambria Bold" w:hAnsi="Cambria Bold" w:eastAsia="Cambria Bold"/>
+          <w:b w:val="0"/>
+          <w:bCs w:val="0"/>
           <w:sz w:val="34"/>
           <w:szCs w:val="34"/>
         </w:rPr>
       </w:pPr>
       <w:r>
         <w:rPr>
+          <w:rFonts w:ascii="Cambria Bold" w:hAnsi="Cambria Bold" w:hint="default"/>
+          <w:b w:val="0"/>
+          <w:bCs w:val="0"/>
           <w:sz w:val="34"/>
           <w:szCs w:val="34"/>
           <w:rtl w:val="0"/>
@@ -66,12 +74,18 @@
       <w:pPr>
         <w:pStyle w:val="Heading 2"/>
         <w:rPr>
+          <w:rFonts w:ascii="Cambria Bold" w:cs="Cambria Bold" w:hAnsi="Cambria Bold" w:eastAsia="Cambria Bold"/>
+          <w:b w:val="0"/>
+          <w:bCs w:val="0"/>
           <w:sz w:val="30"/>
           <w:szCs w:val="30"/>
         </w:rPr>
       </w:pPr>
       <w:r>
         <w:rPr>
+          <w:rFonts w:ascii="Cambria Bold" w:hAnsi="Cambria Bold" w:hint="default"/>
+          <w:b w:val="0"/>
+          <w:bCs w:val="0"/>
           <w:sz w:val="30"/>
           <w:szCs w:val="30"/>
           <w:rtl w:val="0"/>
@@ -119,12 +133,18 @@
       <w:pPr>
         <w:pStyle w:val="Heading 2"/>
         <w:rPr>
+          <w:rFonts w:ascii="Cambria Bold" w:cs="Cambria Bold" w:hAnsi="Cambria Bold" w:eastAsia="Cambria Bold"/>
+          <w:b w:val="0"/>
+          <w:bCs w:val="0"/>
           <w:sz w:val="30"/>
           <w:szCs w:val="30"/>
         </w:rPr>
       </w:pPr>
       <w:r>
         <w:rPr>
+          <w:rFonts w:ascii="Cambria Bold" w:hAnsi="Cambria Bold" w:hint="default"/>
+          <w:b w:val="0"/>
+          <w:bCs w:val="0"/>
           <w:sz w:val="30"/>
           <w:szCs w:val="30"/>
           <w:rtl w:val="0"/>
@@ -253,11 +273,10 @@
     <w:p>
       <w:pPr>
         <w:pStyle w:val="Heading 2"/>
-      </w:pPr>
-    </w:p>
-    <w:p>
-      <w:pPr>
-        <w:pStyle w:val="Heading 2"/>
+        <w:rPr>
+          <w:sz w:val="30"/>
+          <w:szCs w:val="30"/>
+        </w:rPr>
       </w:pPr>
     </w:p>
     <w:p>
@@ -283,14 +302,15 @@
     <w:p>
       <w:pPr>
         <w:pStyle w:val="Heading 2"/>
+        <w:rPr>
+          <w:sz w:val="22"/>
+          <w:szCs w:val="22"/>
+        </w:rPr>
       </w:pPr>
-    </w:p>
-    <w:p>
-      <w:pPr>
-        <w:pStyle w:val="Heading 2"/>
-      </w:pPr>
-      <w:r>
-        <w:rPr>
+      <w:r>
+        <w:rPr>
+          <w:sz w:val="22"/>
+          <w:szCs w:val="22"/>
           <w:rtl w:val="0"/>
         </w:rPr>
         <w:t>Περίληψη</w:t>
@@ -371,7 +391,6 @@
       <w:r>
         <w:rPr>
           <w:rtl w:val="0"/>
-          <w:lang w:val="en-US"/>
         </w:rPr>
         <w:t xml:space="preserve">instance segmentation </w:t>
       </w:r>
@@ -384,7 +403,6 @@
       <w:r>
         <w:rPr>
           <w:rtl w:val="0"/>
-          <w:lang w:val="en-US"/>
         </w:rPr>
         <w:t xml:space="preserve">polygon-based annotations </w:t>
       </w:r>
@@ -484,7 +502,6 @@
       <w:r>
         <w:rPr>
           <w:rtl w:val="0"/>
-          <w:lang w:val="en-US"/>
         </w:rPr>
         <w:t xml:space="preserve">Otsu thresholding, adaptive thresholding, Watershed segmentation, Random Walker </w:t>
       </w:r>
@@ -509,7 +526,6 @@
       <w:r>
         <w:rPr>
           <w:rtl w:val="0"/>
-          <w:lang w:val="en-US"/>
         </w:rPr>
         <w:t xml:space="preserve">Vese segmentation, </w:t>
       </w:r>
@@ -522,7 +538,6 @@
       <w:r>
         <w:rPr>
           <w:rtl w:val="0"/>
-          <w:lang w:val="en-US"/>
         </w:rPr>
         <w:t xml:space="preserve">Morphological Snakes. </w:t>
       </w:r>
@@ -535,7 +550,6 @@
       <w:r>
         <w:rPr>
           <w:rtl w:val="0"/>
-          <w:lang w:val="en-US"/>
         </w:rPr>
         <w:t xml:space="preserve">polygon annotations </w:t>
       </w:r>
@@ -563,7 +577,6 @@
       <w:r>
         <w:rPr>
           <w:rtl w:val="0"/>
-          <w:lang w:val="en-US"/>
         </w:rPr>
         <w:t xml:space="preserve">Intersection over Union (IoU), </w:t>
       </w:r>
@@ -619,9 +632,15 @@
     <w:p>
       <w:pPr>
         <w:pStyle w:val="Heading 2"/>
+        <w:rPr>
+          <w:sz w:val="22"/>
+          <w:szCs w:val="22"/>
+        </w:rPr>
       </w:pPr>
       <w:r>
         <w:rPr>
+          <w:sz w:val="22"/>
+          <w:szCs w:val="22"/>
           <w:rtl w:val="0"/>
         </w:rPr>
         <w:t>Λέξεις Κλειδιά</w:t>
@@ -640,7 +659,6 @@
       <w:r>
         <w:rPr>
           <w:rtl w:val="0"/>
-          <w:lang w:val="en-US"/>
         </w:rPr>
         <w:t xml:space="preserve">, instance segmentation, </w:t>
       </w:r>
@@ -653,7 +671,6 @@
       <w:r>
         <w:rPr>
           <w:rtl w:val="0"/>
-          <w:lang w:val="en-US"/>
         </w:rPr>
         <w:t>, synthetic datasets, YOLO segmentation</w:t>
       </w:r>
@@ -661,9 +678,15 @@
     <w:p>
       <w:pPr>
         <w:pStyle w:val="Heading 2"/>
+        <w:rPr>
+          <w:sz w:val="22"/>
+          <w:szCs w:val="22"/>
+        </w:rPr>
       </w:pPr>
       <w:r>
         <w:rPr>
+          <w:sz w:val="22"/>
+          <w:szCs w:val="22"/>
           <w:rtl w:val="0"/>
         </w:rPr>
         <w:t>Πρόβλημα και στόχοι</w:t>
@@ -676,11 +699,15 @@
         <w:spacing w:before="0" w:after="240" w:line="240" w:lineRule="auto"/>
         <w:rPr>
           <w:rFonts w:ascii="Times Roman" w:cs="Times Roman" w:hAnsi="Times Roman" w:eastAsia="Times Roman"/>
+          <w:sz w:val="22"/>
+          <w:szCs w:val="22"/>
         </w:rPr>
       </w:pPr>
       <w:r>
         <w:rPr>
           <w:rFonts w:ascii="Times Roman" w:hAnsi="Times Roman" w:hint="default"/>
+          <w:sz w:val="22"/>
+          <w:szCs w:val="22"/>
           <w:rtl w:val="0"/>
         </w:rPr>
         <w:t>Η ανάλυση ιατρικών εικόνων με τεχνικές τεχνητής νοημοσύνης αποτελεί ένα από τα ταχύτερα αναπτυσσόμενα πεδία της ψηφιακής υγείας</w:t>
@@ -688,6 +715,8 @@
       <w:r>
         <w:rPr>
           <w:rFonts w:ascii="Times Roman" w:hAnsi="Times Roman"/>
+          <w:sz w:val="22"/>
+          <w:szCs w:val="22"/>
           <w:rtl w:val="0"/>
         </w:rPr>
         <w:t xml:space="preserve">. </w:t>
@@ -695,6 +724,8 @@
       <w:r>
         <w:rPr>
           <w:rFonts w:ascii="Times Roman" w:hAnsi="Times Roman" w:hint="default"/>
+          <w:sz w:val="22"/>
+          <w:szCs w:val="22"/>
           <w:rtl w:val="0"/>
         </w:rPr>
         <w:t>Ειδικότερα</w:t>
@@ -702,6 +733,8 @@
       <w:r>
         <w:rPr>
           <w:rFonts w:ascii="Times Roman" w:hAnsi="Times Roman"/>
+          <w:sz w:val="22"/>
+          <w:szCs w:val="22"/>
           <w:rtl w:val="0"/>
         </w:rPr>
         <w:t xml:space="preserve">, </w:t>
@@ -709,6 +742,8 @@
       <w:r>
         <w:rPr>
           <w:rFonts w:ascii="Times Roman" w:hAnsi="Times Roman" w:hint="default"/>
+          <w:sz w:val="22"/>
+          <w:szCs w:val="22"/>
           <w:rtl w:val="0"/>
         </w:rPr>
         <w:t xml:space="preserve">η </w:t>
@@ -716,6 +751,8 @@
       <w:r>
         <w:rPr>
           <w:rFonts w:ascii="Times Roman" w:hAnsi="Times Roman"/>
+          <w:sz w:val="22"/>
+          <w:szCs w:val="22"/>
           <w:rtl w:val="0"/>
           <w:lang w:val="en-US"/>
         </w:rPr>
@@ -724,6 +761,8 @@
       <w:r>
         <w:rPr>
           <w:rFonts w:ascii="Times Roman" w:hAnsi="Times Roman" w:hint="default"/>
+          <w:sz w:val="22"/>
+          <w:szCs w:val="22"/>
           <w:rtl w:val="0"/>
         </w:rPr>
         <w:t>επιτρέπει τον ακριβή εντοπισμό και διαχωρισμό παθολογικών περιοχών</w:t>
@@ -731,6 +770,8 @@
       <w:r>
         <w:rPr>
           <w:rFonts w:ascii="Times Roman" w:hAnsi="Times Roman"/>
+          <w:sz w:val="22"/>
+          <w:szCs w:val="22"/>
           <w:rtl w:val="0"/>
         </w:rPr>
         <w:t xml:space="preserve">, </w:t>
@@ -738,6 +779,8 @@
       <w:r>
         <w:rPr>
           <w:rFonts w:ascii="Times Roman" w:hAnsi="Times Roman" w:hint="default"/>
+          <w:sz w:val="22"/>
+          <w:szCs w:val="22"/>
           <w:rtl w:val="0"/>
         </w:rPr>
         <w:t>όπως όγκων</w:t>
@@ -745,6 +788,8 @@
       <w:r>
         <w:rPr>
           <w:rFonts w:ascii="Times Roman" w:hAnsi="Times Roman"/>
+          <w:sz w:val="22"/>
+          <w:szCs w:val="22"/>
           <w:rtl w:val="0"/>
         </w:rPr>
         <w:t xml:space="preserve">, </w:t>
@@ -752,6 +797,8 @@
       <w:r>
         <w:rPr>
           <w:rFonts w:ascii="Times Roman" w:hAnsi="Times Roman" w:hint="default"/>
+          <w:sz w:val="22"/>
+          <w:szCs w:val="22"/>
           <w:rtl w:val="0"/>
         </w:rPr>
         <w:t>μέσα σε ιατρικές εικόνες</w:t>
@@ -759,6 +806,8 @@
       <w:r>
         <w:rPr>
           <w:rFonts w:ascii="Times Roman" w:hAnsi="Times Roman"/>
+          <w:sz w:val="22"/>
+          <w:szCs w:val="22"/>
           <w:rtl w:val="0"/>
         </w:rPr>
         <w:t xml:space="preserve">. </w:t>
@@ -766,6 +815,8 @@
       <w:r>
         <w:rPr>
           <w:rFonts w:ascii="Times Roman" w:hAnsi="Times Roman" w:hint="default"/>
+          <w:sz w:val="22"/>
+          <w:szCs w:val="22"/>
           <w:rtl w:val="0"/>
         </w:rPr>
         <w:t>Η επιτυχία των σύγχρονων μοντέλων βαθιάς μάθησης εξαρτάται σε μεγάλο βαθμό από τη διαθεσιμότητα μεγάλων και ποιοτικά επισημειωμένων συνόλων δεδομένων</w:t>
@@ -773,6 +824,8 @@
       <w:r>
         <w:rPr>
           <w:rFonts w:ascii="Times Roman" w:hAnsi="Times Roman"/>
+          <w:sz w:val="22"/>
+          <w:szCs w:val="22"/>
           <w:rtl w:val="0"/>
         </w:rPr>
         <w:t>.</w:t>
@@ -785,11 +838,15 @@
         <w:spacing w:before="0" w:after="240" w:line="240" w:lineRule="auto"/>
         <w:rPr>
           <w:rFonts w:ascii="Times Roman" w:cs="Times Roman" w:hAnsi="Times Roman" w:eastAsia="Times Roman"/>
+          <w:sz w:val="22"/>
+          <w:szCs w:val="22"/>
         </w:rPr>
       </w:pPr>
       <w:r>
         <w:rPr>
           <w:rFonts w:ascii="Times Roman" w:hAnsi="Times Roman" w:hint="default"/>
+          <w:sz w:val="22"/>
+          <w:szCs w:val="22"/>
           <w:rtl w:val="0"/>
         </w:rPr>
         <w:t>Ωστόσο</w:t>
@@ -797,6 +854,8 @@
       <w:r>
         <w:rPr>
           <w:rFonts w:ascii="Times Roman" w:hAnsi="Times Roman"/>
+          <w:sz w:val="22"/>
+          <w:szCs w:val="22"/>
           <w:rtl w:val="0"/>
         </w:rPr>
         <w:t xml:space="preserve">, </w:t>
@@ -804,6 +863,8 @@
       <w:r>
         <w:rPr>
           <w:rFonts w:ascii="Times Roman" w:hAnsi="Times Roman" w:hint="default"/>
+          <w:sz w:val="22"/>
+          <w:szCs w:val="22"/>
           <w:rtl w:val="0"/>
         </w:rPr>
         <w:t xml:space="preserve">η δημιουργία τέτοιων </w:t>
@@ -811,6 +872,8 @@
       <w:r>
         <w:rPr>
           <w:rFonts w:ascii="Times Roman" w:hAnsi="Times Roman"/>
+          <w:sz w:val="22"/>
+          <w:szCs w:val="22"/>
           <w:rtl w:val="0"/>
         </w:rPr>
         <w:t xml:space="preserve">datasets </w:t>
@@ -818,6 +881,8 @@
       <w:r>
         <w:rPr>
           <w:rFonts w:ascii="Times Roman" w:hAnsi="Times Roman" w:hint="default"/>
+          <w:sz w:val="22"/>
+          <w:szCs w:val="22"/>
           <w:rtl w:val="0"/>
         </w:rPr>
         <w:t>αποτελεί σημαντική πρόκληση</w:t>
@@ -825,6 +890,8 @@
       <w:r>
         <w:rPr>
           <w:rFonts w:ascii="Times Roman" w:hAnsi="Times Roman"/>
+          <w:sz w:val="22"/>
+          <w:szCs w:val="22"/>
           <w:rtl w:val="0"/>
         </w:rPr>
         <w:t xml:space="preserve">. </w:t>
@@ -832,6 +899,8 @@
       <w:r>
         <w:rPr>
           <w:rFonts w:ascii="Times Roman" w:hAnsi="Times Roman" w:hint="default"/>
+          <w:sz w:val="22"/>
+          <w:szCs w:val="22"/>
           <w:rtl w:val="0"/>
         </w:rPr>
         <w:t xml:space="preserve">Η επισημείωση </w:t>
@@ -839,6 +908,8 @@
       <w:r>
         <w:rPr>
           <w:rFonts w:ascii="Times Roman" w:hAnsi="Times Roman"/>
+          <w:sz w:val="22"/>
+          <w:szCs w:val="22"/>
           <w:rtl w:val="0"/>
           <w:lang w:val="en-US"/>
         </w:rPr>
@@ -847,6 +918,8 @@
       <w:r>
         <w:rPr>
           <w:rFonts w:ascii="Times Roman" w:hAnsi="Times Roman" w:hint="default"/>
+          <w:sz w:val="22"/>
+          <w:szCs w:val="22"/>
           <w:rtl w:val="0"/>
         </w:rPr>
         <w:t>των ιατρικών εικόνων απαιτεί εξειδικευμένη γνώση από ιατρούς και ακτινολόγους</w:t>
@@ -854,6 +927,8 @@
       <w:r>
         <w:rPr>
           <w:rFonts w:ascii="Times Roman" w:hAnsi="Times Roman"/>
+          <w:sz w:val="22"/>
+          <w:szCs w:val="22"/>
           <w:rtl w:val="0"/>
         </w:rPr>
         <w:t xml:space="preserve">, </w:t>
@@ -861,6 +936,8 @@
       <w:r>
         <w:rPr>
           <w:rFonts w:ascii="Times Roman" w:hAnsi="Times Roman" w:hint="default"/>
+          <w:sz w:val="22"/>
+          <w:szCs w:val="22"/>
           <w:rtl w:val="0"/>
         </w:rPr>
         <w:t>γεγονός που καθιστά τη διαδικασία ιδιαίτερα χρονοβόρα και δαπανηρή</w:t>
@@ -868,6 +945,8 @@
       <w:r>
         <w:rPr>
           <w:rFonts w:ascii="Times Roman" w:hAnsi="Times Roman"/>
+          <w:sz w:val="22"/>
+          <w:szCs w:val="22"/>
           <w:rtl w:val="0"/>
         </w:rPr>
         <w:t xml:space="preserve">. </w:t>
@@ -875,6 +954,8 @@
       <w:r>
         <w:rPr>
           <w:rFonts w:ascii="Times Roman" w:hAnsi="Times Roman" w:hint="default"/>
+          <w:sz w:val="22"/>
+          <w:szCs w:val="22"/>
           <w:rtl w:val="0"/>
         </w:rPr>
         <w:t>Παράλληλα</w:t>
@@ -882,6 +963,8 @@
       <w:r>
         <w:rPr>
           <w:rFonts w:ascii="Times Roman" w:hAnsi="Times Roman"/>
+          <w:sz w:val="22"/>
+          <w:szCs w:val="22"/>
           <w:rtl w:val="0"/>
         </w:rPr>
         <w:t xml:space="preserve">, </w:t>
@@ -889,6 +972,8 @@
       <w:r>
         <w:rPr>
           <w:rFonts w:ascii="Times Roman" w:hAnsi="Times Roman" w:hint="default"/>
+          <w:sz w:val="22"/>
+          <w:szCs w:val="22"/>
           <w:rtl w:val="0"/>
         </w:rPr>
         <w:t>η περιορισμένη διαθεσιμότητα επισημειωμένων δεδομένων αποτελεί σημαντικό εμπόδιο στην ανάπτυξη αξιόπιστων μοντέλων τεχνητής νοημοσύνης για κλινική χρήση</w:t>
@@ -896,6 +981,8 @@
       <w:r>
         <w:rPr>
           <w:rFonts w:ascii="Times Roman" w:hAnsi="Times Roman"/>
+          <w:sz w:val="22"/>
+          <w:szCs w:val="22"/>
           <w:rtl w:val="0"/>
         </w:rPr>
         <w:t>.</w:t>
@@ -910,6 +997,8 @@
           <w:rFonts w:ascii="Times Roman" w:cs="Times Roman" w:hAnsi="Times Roman" w:eastAsia="Times Roman"/>
           <w:b w:val="0"/>
           <w:bCs w:val="0"/>
+          <w:sz w:val="22"/>
+          <w:szCs w:val="22"/>
         </w:rPr>
       </w:pPr>
       <w:r>
@@ -917,6 +1006,8 @@
           <w:rFonts w:ascii="Times Roman" w:hAnsi="Times Roman" w:hint="default"/>
           <w:b w:val="0"/>
           <w:bCs w:val="0"/>
+          <w:sz w:val="22"/>
+          <w:szCs w:val="22"/>
           <w:rtl w:val="0"/>
         </w:rPr>
         <w:t xml:space="preserve">Το πρόβλημα που στοχεύει να αντιμετωπίσει η παρούσα εργασία είναι η ανάπτυξη ενός αυτοματοποιημένου τρόπου δημιουργίας συνθετικών </w:t>
@@ -926,6 +1017,8 @@
           <w:rFonts w:ascii="Times Roman" w:hAnsi="Times Roman"/>
           <w:b w:val="0"/>
           <w:bCs w:val="0"/>
+          <w:sz w:val="22"/>
+          <w:szCs w:val="22"/>
           <w:rtl w:val="0"/>
           <w:lang w:val="en-US"/>
         </w:rPr>
@@ -936,6 +1029,8 @@
           <w:rFonts w:ascii="Times Roman" w:hAnsi="Times Roman" w:hint="default"/>
           <w:b w:val="0"/>
           <w:bCs w:val="0"/>
+          <w:sz w:val="22"/>
+          <w:szCs w:val="22"/>
           <w:rtl w:val="0"/>
         </w:rPr>
         <w:t xml:space="preserve">για </w:t>
@@ -945,6 +1040,8 @@
           <w:rFonts w:ascii="Times Roman" w:hAnsi="Times Roman"/>
           <w:b w:val="0"/>
           <w:bCs w:val="0"/>
+          <w:sz w:val="22"/>
+          <w:szCs w:val="22"/>
           <w:rtl w:val="0"/>
           <w:lang w:val="en-US"/>
         </w:rPr>
@@ -955,6 +1052,8 @@
           <w:rFonts w:ascii="Times Roman" w:hAnsi="Times Roman" w:hint="default"/>
           <w:b w:val="0"/>
           <w:bCs w:val="0"/>
+          <w:sz w:val="22"/>
+          <w:szCs w:val="22"/>
           <w:rtl w:val="0"/>
         </w:rPr>
         <w:t>σε ογκολογικές εικόνες</w:t>
@@ -964,6 +1063,8 @@
           <w:rFonts w:ascii="Times Roman" w:hAnsi="Times Roman"/>
           <w:b w:val="0"/>
           <w:bCs w:val="0"/>
+          <w:sz w:val="22"/>
+          <w:szCs w:val="22"/>
           <w:rtl w:val="0"/>
         </w:rPr>
         <w:t xml:space="preserve">, </w:t>
@@ -973,6 +1074,8 @@
           <w:rFonts w:ascii="Times Roman" w:hAnsi="Times Roman" w:hint="default"/>
           <w:b w:val="0"/>
           <w:bCs w:val="0"/>
+          <w:sz w:val="22"/>
+          <w:szCs w:val="22"/>
           <w:rtl w:val="0"/>
         </w:rPr>
         <w:t xml:space="preserve">με αξιοποίηση ήδη διαθέσιμων δημόσιων </w:t>
@@ -982,6 +1085,8 @@
           <w:rFonts w:ascii="Times Roman" w:hAnsi="Times Roman"/>
           <w:b w:val="0"/>
           <w:bCs w:val="0"/>
+          <w:sz w:val="22"/>
+          <w:szCs w:val="22"/>
           <w:rtl w:val="0"/>
         </w:rPr>
         <w:t>datasets.</w:t>
@@ -994,11 +1099,15 @@
         <w:spacing w:before="0" w:after="240" w:line="240" w:lineRule="auto"/>
         <w:rPr>
           <w:rFonts w:ascii="Times Roman" w:cs="Times Roman" w:hAnsi="Times Roman" w:eastAsia="Times Roman"/>
+          <w:sz w:val="22"/>
+          <w:szCs w:val="22"/>
         </w:rPr>
       </w:pPr>
       <w:r>
         <w:rPr>
           <w:rFonts w:ascii="Times Roman" w:hAnsi="Times Roman" w:hint="default"/>
+          <w:sz w:val="22"/>
+          <w:szCs w:val="22"/>
           <w:rtl w:val="0"/>
         </w:rPr>
         <w:t>Το πρόβλημα αυτό είναι ιδιαίτερα επίκαιρο</w:t>
@@ -1006,6 +1115,8 @@
       <w:r>
         <w:rPr>
           <w:rFonts w:ascii="Times Roman" w:hAnsi="Times Roman"/>
+          <w:sz w:val="22"/>
+          <w:szCs w:val="22"/>
           <w:rtl w:val="0"/>
         </w:rPr>
         <w:t xml:space="preserve">, </w:t>
@@ -1013,6 +1124,8 @@
       <w:r>
         <w:rPr>
           <w:rFonts w:ascii="Times Roman" w:hAnsi="Times Roman" w:hint="default"/>
+          <w:sz w:val="22"/>
+          <w:szCs w:val="22"/>
           <w:rtl w:val="0"/>
         </w:rPr>
         <w:t>καθώς η ραγδαία ανάπτυξη των συστημάτων τεχνητής νοημοσύνης στην ιατρική απαιτεί όλο και μεγαλύτερες ποσότητες δεδομένων εκπαίδευσης</w:t>
@@ -1020,6 +1133,8 @@
       <w:r>
         <w:rPr>
           <w:rFonts w:ascii="Times Roman" w:hAnsi="Times Roman"/>
+          <w:sz w:val="22"/>
+          <w:szCs w:val="22"/>
           <w:rtl w:val="0"/>
         </w:rPr>
         <w:t xml:space="preserve">. </w:t>
@@ -1027,6 +1142,8 @@
       <w:r>
         <w:rPr>
           <w:rFonts w:ascii="Times Roman" w:hAnsi="Times Roman" w:hint="default"/>
+          <w:sz w:val="22"/>
+          <w:szCs w:val="22"/>
           <w:rtl w:val="0"/>
         </w:rPr>
         <w:t xml:space="preserve">Η δυνατότητα παραγωγής συνθετικών </w:t>
@@ -1034,6 +1151,8 @@
       <w:r>
         <w:rPr>
           <w:rFonts w:ascii="Times Roman" w:hAnsi="Times Roman"/>
+          <w:sz w:val="22"/>
+          <w:szCs w:val="22"/>
           <w:rtl w:val="0"/>
           <w:lang w:val="en-US"/>
         </w:rPr>
@@ -1042,6 +1161,8 @@
       <w:r>
         <w:rPr>
           <w:rFonts w:ascii="Times Roman" w:hAnsi="Times Roman" w:hint="default"/>
+          <w:sz w:val="22"/>
+          <w:szCs w:val="22"/>
           <w:rtl w:val="0"/>
         </w:rPr>
         <w:t xml:space="preserve">μπορεί να μειώσει σημαντικά το κόστος δημιουργίας </w:t>
@@ -1049,6 +1170,8 @@
       <w:r>
         <w:rPr>
           <w:rFonts w:ascii="Times Roman" w:hAnsi="Times Roman"/>
+          <w:sz w:val="22"/>
+          <w:szCs w:val="22"/>
           <w:rtl w:val="0"/>
         </w:rPr>
         <w:t xml:space="preserve">datasets </w:t>
@@ -1056,6 +1179,8 @@
       <w:r>
         <w:rPr>
           <w:rFonts w:ascii="Times Roman" w:hAnsi="Times Roman" w:hint="default"/>
+          <w:sz w:val="22"/>
+          <w:szCs w:val="22"/>
           <w:rtl w:val="0"/>
         </w:rPr>
         <w:t>και να επιταχύνει την έρευνα στον τομέα της ιατρικής απεικόνισης</w:t>
@@ -1063,6 +1188,8 @@
       <w:r>
         <w:rPr>
           <w:rFonts w:ascii="Times Roman" w:hAnsi="Times Roman"/>
+          <w:sz w:val="22"/>
+          <w:szCs w:val="22"/>
           <w:rtl w:val="0"/>
         </w:rPr>
         <w:t>.</w:t>
@@ -1075,11 +1202,15 @@
         <w:spacing w:before="0" w:after="240" w:line="240" w:lineRule="auto"/>
         <w:rPr>
           <w:rFonts w:ascii="Times Roman" w:cs="Times Roman" w:hAnsi="Times Roman" w:eastAsia="Times Roman"/>
+          <w:sz w:val="22"/>
+          <w:szCs w:val="22"/>
         </w:rPr>
       </w:pPr>
       <w:r>
         <w:rPr>
           <w:rFonts w:ascii="Times Roman" w:hAnsi="Times Roman" w:hint="default"/>
+          <w:sz w:val="22"/>
+          <w:szCs w:val="22"/>
           <w:rtl w:val="0"/>
         </w:rPr>
         <w:t>Οι βασικοί στόχοι της εργασίας είναι</w:t>
@@ -1087,6 +1218,8 @@
       <w:r>
         <w:rPr>
           <w:rFonts w:ascii="Times Roman" w:hAnsi="Times Roman"/>
+          <w:sz w:val="22"/>
+          <w:szCs w:val="22"/>
           <w:rtl w:val="0"/>
         </w:rPr>
         <w:t>:</w:t>
@@ -1099,11 +1232,15 @@
         <w:spacing w:before="0" w:after="240" w:line="240" w:lineRule="auto"/>
         <w:rPr>
           <w:rFonts w:ascii="Times Roman" w:cs="Times Roman" w:hAnsi="Times Roman" w:eastAsia="Times Roman"/>
+          <w:sz w:val="22"/>
+          <w:szCs w:val="22"/>
         </w:rPr>
       </w:pPr>
       <w:r>
         <w:rPr>
           <w:rFonts w:ascii="Times Roman" w:hAnsi="Times Roman" w:hint="default"/>
+          <w:sz w:val="22"/>
+          <w:szCs w:val="22"/>
           <w:rtl w:val="0"/>
         </w:rPr>
         <w:t xml:space="preserve">• Η ανάπτυξη ενός αυτοματοποιημένου </w:t>
@@ -1111,6 +1248,8 @@
       <w:r>
         <w:rPr>
           <w:rFonts w:ascii="Times Roman" w:hAnsi="Times Roman"/>
+          <w:sz w:val="22"/>
+          <w:szCs w:val="22"/>
           <w:rtl w:val="0"/>
         </w:rPr>
         <w:t xml:space="preserve">pipeline </w:t>
@@ -1118,6 +1257,8 @@
       <w:r>
         <w:rPr>
           <w:rFonts w:ascii="Times Roman" w:hAnsi="Times Roman" w:hint="default"/>
+          <w:sz w:val="22"/>
+          <w:szCs w:val="22"/>
           <w:rtl w:val="0"/>
         </w:rPr>
         <w:t xml:space="preserve">για παραγωγή συνθετικών μασκών </w:t>
@@ -1125,6 +1266,8 @@
       <w:r>
         <w:rPr>
           <w:rFonts w:ascii="Times Roman" w:hAnsi="Times Roman"/>
+          <w:sz w:val="22"/>
+          <w:szCs w:val="22"/>
           <w:rtl w:val="0"/>
           <w:lang w:val="it-IT"/>
         </w:rPr>
@@ -1133,6 +1276,8 @@
       <w:r>
         <w:rPr>
           <w:rFonts w:ascii="Times Roman" w:cs="Times Roman" w:hAnsi="Times Roman" w:eastAsia="Times Roman"/>
+          <w:sz w:val="22"/>
+          <w:szCs w:val="22"/>
           <w:rtl w:val="0"/>
         </w:rPr>
         <w:br w:type="textWrapping"/>
@@ -1141,6 +1286,8 @@
       <w:r>
         <w:rPr>
           <w:rFonts w:ascii="Times Roman" w:hAnsi="Times Roman"/>
+          <w:sz w:val="22"/>
+          <w:szCs w:val="22"/>
           <w:rtl w:val="0"/>
           <w:lang w:val="en-US"/>
         </w:rPr>
@@ -1149,6 +1296,8 @@
       <w:r>
         <w:rPr>
           <w:rFonts w:ascii="Times Roman" w:hAnsi="Times Roman" w:hint="default"/>
+          <w:sz w:val="22"/>
+          <w:szCs w:val="22"/>
           <w:rtl w:val="0"/>
         </w:rPr>
         <w:t xml:space="preserve">κατάλληλα για </w:t>
@@ -1156,6 +1305,8 @@
       <w:r>
         <w:rPr>
           <w:rFonts w:ascii="Times Roman" w:hAnsi="Times Roman"/>
+          <w:sz w:val="22"/>
+          <w:szCs w:val="22"/>
           <w:rtl w:val="0"/>
           <w:lang w:val="en-US"/>
         </w:rPr>
@@ -1164,6 +1315,8 @@
       <w:r>
         <w:rPr>
           <w:rFonts w:ascii="Times Roman" w:cs="Times Roman" w:hAnsi="Times Roman" w:eastAsia="Times Roman"/>
+          <w:sz w:val="22"/>
+          <w:szCs w:val="22"/>
           <w:rtl w:val="0"/>
         </w:rPr>
         <w:br w:type="textWrapping"/>
@@ -1172,6 +1325,8 @@
       <w:r>
         <w:rPr>
           <w:rFonts w:ascii="Times Roman" w:hAnsi="Times Roman"/>
+          <w:sz w:val="22"/>
+          <w:szCs w:val="22"/>
           <w:rtl w:val="0"/>
           <w:lang w:val="en-US"/>
         </w:rPr>
@@ -1180,6 +1335,8 @@
       <w:r>
         <w:rPr>
           <w:rFonts w:ascii="Times Roman" w:hAnsi="Times Roman" w:hint="default"/>
+          <w:sz w:val="22"/>
+          <w:szCs w:val="22"/>
           <w:rtl w:val="0"/>
         </w:rPr>
         <w:t xml:space="preserve">με μετρικές όπως </w:t>
@@ -1187,6 +1344,8 @@
       <w:r>
         <w:rPr>
           <w:rFonts w:ascii="Times Roman" w:hAnsi="Times Roman"/>
+          <w:sz w:val="22"/>
+          <w:szCs w:val="22"/>
           <w:rtl w:val="0"/>
         </w:rPr>
         <w:t>IoU.</w:t>
@@ -1194,6 +1353,8 @@
       <w:r>
         <w:rPr>
           <w:rFonts w:ascii="Times Roman" w:cs="Times Roman" w:hAnsi="Times Roman" w:eastAsia="Times Roman"/>
+          <w:sz w:val="22"/>
+          <w:szCs w:val="22"/>
           <w:rtl w:val="0"/>
         </w:rPr>
         <w:br w:type="textWrapping"/>
@@ -1202,6 +1363,8 @@
       <w:r>
         <w:rPr>
           <w:rFonts w:ascii="Times Roman" w:hAnsi="Times Roman"/>
+          <w:sz w:val="22"/>
+          <w:szCs w:val="22"/>
           <w:rtl w:val="0"/>
         </w:rPr>
         <w:t xml:space="preserve">YOLO </w:t>
@@ -1209,6 +1372,8 @@
       <w:r>
         <w:rPr>
           <w:rFonts w:ascii="Times Roman" w:hAnsi="Times Roman" w:hint="default"/>
+          <w:sz w:val="22"/>
+          <w:szCs w:val="22"/>
           <w:rtl w:val="0"/>
         </w:rPr>
         <w:t xml:space="preserve">σε </w:t>
@@ -1216,6 +1381,8 @@
       <w:r>
         <w:rPr>
           <w:rFonts w:ascii="Times Roman" w:hAnsi="Times Roman"/>
+          <w:sz w:val="22"/>
+          <w:szCs w:val="22"/>
           <w:rtl w:val="0"/>
         </w:rPr>
         <w:t xml:space="preserve">datasets </w:t>
@@ -1223,6 +1390,8 @@
       <w:r>
         <w:rPr>
           <w:rFonts w:ascii="Times Roman" w:hAnsi="Times Roman" w:hint="default"/>
+          <w:sz w:val="22"/>
+          <w:szCs w:val="22"/>
           <w:rtl w:val="0"/>
         </w:rPr>
         <w:t xml:space="preserve">που παράγονται με διαφορετικές μεθόδους </w:t>
@@ -1230,6 +1399,8 @@
       <w:r>
         <w:rPr>
           <w:rFonts w:ascii="Times Roman" w:hAnsi="Times Roman"/>
+          <w:sz w:val="22"/>
+          <w:szCs w:val="22"/>
           <w:rtl w:val="0"/>
           <w:lang w:val="it-IT"/>
         </w:rPr>
@@ -1243,11 +1414,15 @@
         <w:spacing w:before="0" w:after="240" w:line="240" w:lineRule="auto"/>
         <w:rPr>
           <w:rFonts w:ascii="Times Roman" w:cs="Times Roman" w:hAnsi="Times Roman" w:eastAsia="Times Roman"/>
+          <w:sz w:val="22"/>
+          <w:szCs w:val="22"/>
         </w:rPr>
       </w:pPr>
       <w:r>
         <w:rPr>
           <w:rFonts w:ascii="Times Roman" w:hAnsi="Times Roman" w:hint="default"/>
+          <w:sz w:val="22"/>
+          <w:szCs w:val="22"/>
           <w:rtl w:val="0"/>
         </w:rPr>
         <w:t xml:space="preserve">Η καινοτομία της προσέγγισης έγκειται στον συνδυασμό κλασικών τεχνικών υπολογιστικής όρασης με αυτοματοποιημένη δημιουργία </w:t>
@@ -1255,6 +1430,8 @@
       <w:r>
         <w:rPr>
           <w:rFonts w:ascii="Times Roman" w:hAnsi="Times Roman"/>
+          <w:sz w:val="22"/>
+          <w:szCs w:val="22"/>
           <w:rtl w:val="0"/>
           <w:lang w:val="en-US"/>
         </w:rPr>
@@ -1263,6 +1440,8 @@
       <w:r>
         <w:rPr>
           <w:rFonts w:ascii="Times Roman" w:hAnsi="Times Roman" w:hint="default"/>
+          <w:sz w:val="22"/>
+          <w:szCs w:val="22"/>
           <w:rtl w:val="0"/>
         </w:rPr>
         <w:t xml:space="preserve">για </w:t>
@@ -1270,6 +1449,8 @@
       <w:r>
         <w:rPr>
           <w:rFonts w:ascii="Times Roman" w:hAnsi="Times Roman"/>
+          <w:sz w:val="22"/>
+          <w:szCs w:val="22"/>
           <w:rtl w:val="0"/>
           <w:lang w:val="en-US"/>
         </w:rPr>
@@ -1278,6 +1459,8 @@
       <w:r>
         <w:rPr>
           <w:rFonts w:ascii="Times Roman" w:hAnsi="Times Roman" w:hint="default"/>
+          <w:sz w:val="22"/>
+          <w:szCs w:val="22"/>
           <w:rtl w:val="0"/>
         </w:rPr>
         <w:t>μοντέλα</w:t>
@@ -1285,6 +1468,8 @@
       <w:r>
         <w:rPr>
           <w:rFonts w:ascii="Times Roman" w:hAnsi="Times Roman"/>
+          <w:sz w:val="22"/>
+          <w:szCs w:val="22"/>
           <w:rtl w:val="0"/>
         </w:rPr>
         <w:t xml:space="preserve">, </w:t>
@@ -1292,6 +1477,8 @@
       <w:r>
         <w:rPr>
           <w:rFonts w:ascii="Times Roman" w:hAnsi="Times Roman" w:hint="default"/>
+          <w:sz w:val="22"/>
+          <w:szCs w:val="22"/>
           <w:rtl w:val="0"/>
         </w:rPr>
         <w:t xml:space="preserve">επιτρέποντας την παραγωγή νέων </w:t>
@@ -1299,6 +1486,8 @@
       <w:r>
         <w:rPr>
           <w:rFonts w:ascii="Times Roman" w:hAnsi="Times Roman"/>
+          <w:sz w:val="22"/>
+          <w:szCs w:val="22"/>
           <w:rtl w:val="0"/>
         </w:rPr>
         <w:t xml:space="preserve">datasets </w:t>
@@ -1306,6 +1495,8 @@
       <w:r>
         <w:rPr>
           <w:rFonts w:ascii="Times Roman" w:hAnsi="Times Roman" w:hint="default"/>
+          <w:sz w:val="22"/>
+          <w:szCs w:val="22"/>
           <w:rtl w:val="0"/>
         </w:rPr>
         <w:t>χωρίς την ανάγκη εκτεταμένης χειροκίνητης επισημείωσης</w:t>
@@ -1313,6 +1504,8 @@
       <w:r>
         <w:rPr>
           <w:rFonts w:ascii="Times Roman" w:hAnsi="Times Roman"/>
+          <w:sz w:val="22"/>
+          <w:szCs w:val="22"/>
           <w:rtl w:val="0"/>
         </w:rPr>
         <w:t>.</w:t>
@@ -1326,9 +1519,15 @@
     <w:p>
       <w:pPr>
         <w:pStyle w:val="Heading 2"/>
+        <w:rPr>
+          <w:sz w:val="22"/>
+          <w:szCs w:val="22"/>
+        </w:rPr>
       </w:pPr>
       <w:r>
         <w:rPr>
+          <w:sz w:val="22"/>
+          <w:szCs w:val="22"/>
           <w:rtl w:val="0"/>
         </w:rPr>
         <w:t>Μεθοδολογία</w:t>
@@ -1341,11 +1540,15 @@
         <w:spacing w:before="0" w:after="240" w:line="240" w:lineRule="auto"/>
         <w:rPr>
           <w:rFonts w:ascii="Times Roman" w:cs="Times Roman" w:hAnsi="Times Roman" w:eastAsia="Times Roman"/>
+          <w:sz w:val="22"/>
+          <w:szCs w:val="22"/>
         </w:rPr>
       </w:pPr>
       <w:r>
         <w:rPr>
           <w:rFonts w:ascii="Times Roman" w:hAnsi="Times Roman" w:hint="default"/>
+          <w:sz w:val="22"/>
+          <w:szCs w:val="22"/>
           <w:rtl w:val="0"/>
         </w:rPr>
         <w:t xml:space="preserve">Η υλοποίηση της εργασίας θα βασιστεί στη δημιουργία ενός ολοκληρωμένου </w:t>
@@ -1353,6 +1556,8 @@
       <w:r>
         <w:rPr>
           <w:rFonts w:ascii="Times Roman" w:hAnsi="Times Roman"/>
+          <w:sz w:val="22"/>
+          <w:szCs w:val="22"/>
           <w:rtl w:val="0"/>
         </w:rPr>
         <w:t xml:space="preserve">pipeline </w:t>
@@ -1360,6 +1565,8 @@
       <w:r>
         <w:rPr>
           <w:rFonts w:ascii="Times Roman" w:hAnsi="Times Roman" w:hint="default"/>
+          <w:sz w:val="22"/>
+          <w:szCs w:val="22"/>
           <w:rtl w:val="0"/>
         </w:rPr>
         <w:t xml:space="preserve">επεξεργασίας εικόνων που θα παράγει αυτόματα συνθετικές μάσκες </w:t>
@@ -1367,6 +1574,8 @@
       <w:r>
         <w:rPr>
           <w:rFonts w:ascii="Times Roman" w:hAnsi="Times Roman"/>
+          <w:sz w:val="22"/>
+          <w:szCs w:val="22"/>
           <w:rtl w:val="0"/>
           <w:lang w:val="en-US"/>
         </w:rPr>
@@ -1375,6 +1584,8 @@
       <w:r>
         <w:rPr>
           <w:rFonts w:ascii="Times Roman" w:hAnsi="Times Roman" w:hint="default"/>
+          <w:sz w:val="22"/>
+          <w:szCs w:val="22"/>
           <w:rtl w:val="0"/>
         </w:rPr>
         <w:t xml:space="preserve">και </w:t>
@@ -1382,6 +1593,8 @@
       <w:r>
         <w:rPr>
           <w:rFonts w:ascii="Times Roman" w:hAnsi="Times Roman"/>
+          <w:sz w:val="22"/>
+          <w:szCs w:val="22"/>
           <w:rtl w:val="0"/>
           <w:lang w:val="en-US"/>
         </w:rPr>
@@ -1395,11 +1608,15 @@
         <w:spacing w:before="0" w:after="240" w:line="240" w:lineRule="auto"/>
         <w:rPr>
           <w:rFonts w:ascii="Times Roman" w:cs="Times Roman" w:hAnsi="Times Roman" w:eastAsia="Times Roman"/>
+          <w:sz w:val="22"/>
+          <w:szCs w:val="22"/>
         </w:rPr>
       </w:pPr>
       <w:r>
         <w:rPr>
           <w:rFonts w:ascii="Times Roman" w:hAnsi="Times Roman" w:hint="default"/>
+          <w:sz w:val="22"/>
+          <w:szCs w:val="22"/>
           <w:rtl w:val="0"/>
         </w:rPr>
         <w:t xml:space="preserve">Θα χρησιμοποιηθούν ανοικτά </w:t>
@@ -1407,6 +1624,8 @@
       <w:r>
         <w:rPr>
           <w:rFonts w:ascii="Times Roman" w:hAnsi="Times Roman"/>
+          <w:sz w:val="22"/>
+          <w:szCs w:val="22"/>
           <w:rtl w:val="0"/>
         </w:rPr>
         <w:t xml:space="preserve">datasets </w:t>
@@ -1414,6 +1633,8 @@
       <w:r>
         <w:rPr>
           <w:rFonts w:ascii="Times Roman" w:hAnsi="Times Roman" w:hint="default"/>
+          <w:sz w:val="22"/>
+          <w:szCs w:val="22"/>
           <w:rtl w:val="0"/>
         </w:rPr>
         <w:t>ιατρικής απεικόνισης</w:t>
@@ -1421,6 +1642,8 @@
       <w:r>
         <w:rPr>
           <w:rFonts w:ascii="Times Roman" w:hAnsi="Times Roman"/>
+          <w:sz w:val="22"/>
+          <w:szCs w:val="22"/>
           <w:rtl w:val="0"/>
         </w:rPr>
         <w:t>:</w:t>
@@ -1433,11 +1656,15 @@
         <w:spacing w:before="0" w:after="240" w:line="240" w:lineRule="auto"/>
         <w:rPr>
           <w:rFonts w:ascii="Times Roman" w:cs="Times Roman" w:hAnsi="Times Roman" w:eastAsia="Times Roman"/>
+          <w:sz w:val="22"/>
+          <w:szCs w:val="22"/>
         </w:rPr>
       </w:pPr>
       <w:r>
         <w:rPr>
           <w:rFonts w:ascii="Times Roman" w:hAnsi="Times Roman" w:hint="default"/>
+          <w:sz w:val="22"/>
+          <w:szCs w:val="22"/>
           <w:rtl w:val="0"/>
         </w:rPr>
         <w:t xml:space="preserve">• </w:t>
@@ -1445,6 +1672,8 @@
       <w:r>
         <w:rPr>
           <w:rFonts w:ascii="Times Roman" w:hAnsi="Times Roman"/>
+          <w:sz w:val="22"/>
+          <w:szCs w:val="22"/>
           <w:rtl w:val="0"/>
         </w:rPr>
         <w:t xml:space="preserve">BraTS 2020 </w:t>
@@ -1452,6 +1681,8 @@
       <w:r>
         <w:rPr>
           <w:rFonts w:ascii="Times Roman" w:hAnsi="Times Roman" w:hint="default"/>
+          <w:sz w:val="22"/>
+          <w:szCs w:val="22"/>
           <w:rtl w:val="0"/>
         </w:rPr>
         <w:t xml:space="preserve">– </w:t>
@@ -1459,6 +1690,8 @@
       <w:r>
         <w:rPr>
           <w:rFonts w:ascii="Times Roman" w:hAnsi="Times Roman"/>
+          <w:sz w:val="22"/>
+          <w:szCs w:val="22"/>
           <w:rtl w:val="0"/>
           <w:lang w:val="en-US"/>
         </w:rPr>
@@ -1467,6 +1700,8 @@
       <w:r>
         <w:rPr>
           <w:rFonts w:ascii="Times Roman" w:hAnsi="Times Roman" w:hint="default"/>
+          <w:sz w:val="22"/>
+          <w:szCs w:val="22"/>
           <w:rtl w:val="0"/>
         </w:rPr>
         <w:t>εικόνες όγκων εγκεφάλου</w:t>
@@ -1476,6 +1711,8 @@
       <w:r>
         <w:rPr>
           <w:rFonts w:ascii="Times Roman" w:hAnsi="Times Roman"/>
+          <w:sz w:val="22"/>
+          <w:szCs w:val="22"/>
           <w:rtl w:val="0"/>
           <w:lang w:val="it-IT"/>
         </w:rPr>
@@ -1484,6 +1721,8 @@
       <w:r>
         <w:rPr>
           <w:rFonts w:ascii="Times Roman" w:hAnsi="Times Roman" w:hint="default"/>
+          <w:sz w:val="22"/>
+          <w:szCs w:val="22"/>
           <w:rtl w:val="0"/>
         </w:rPr>
         <w:t>– εικόνες υπερήχων για καρκίνο μαστού</w:t>
@@ -1496,11 +1735,15 @@
         <w:spacing w:before="0" w:after="240" w:line="240" w:lineRule="auto"/>
         <w:rPr>
           <w:rFonts w:ascii="Times Roman" w:cs="Times Roman" w:hAnsi="Times Roman" w:eastAsia="Times Roman"/>
+          <w:sz w:val="22"/>
+          <w:szCs w:val="22"/>
         </w:rPr>
       </w:pPr>
       <w:r>
         <w:rPr>
           <w:rFonts w:ascii="Times Roman" w:hAnsi="Times Roman" w:hint="default"/>
+          <w:sz w:val="22"/>
+          <w:szCs w:val="22"/>
           <w:rtl w:val="0"/>
         </w:rPr>
         <w:t xml:space="preserve">Τα </w:t>
@@ -1508,6 +1751,8 @@
       <w:r>
         <w:rPr>
           <w:rFonts w:ascii="Times Roman" w:hAnsi="Times Roman"/>
+          <w:sz w:val="22"/>
+          <w:szCs w:val="22"/>
           <w:rtl w:val="0"/>
         </w:rPr>
         <w:t xml:space="preserve">datasets </w:t>
@@ -1515,6 +1760,8 @@
       <w:r>
         <w:rPr>
           <w:rFonts w:ascii="Times Roman" w:hAnsi="Times Roman" w:hint="default"/>
+          <w:sz w:val="22"/>
+          <w:szCs w:val="22"/>
           <w:rtl w:val="0"/>
         </w:rPr>
         <w:t>αυτά περιλαμβάνουν ήδη διαθέσιμες μάσκες αναφοράς που θα χρησιμοποιηθούν για την αξιολόγηση των παραγόμενων συνθετικών μασκών</w:t>
@@ -1522,6 +1769,8 @@
       <w:r>
         <w:rPr>
           <w:rFonts w:ascii="Times Roman" w:hAnsi="Times Roman"/>
+          <w:sz w:val="22"/>
+          <w:szCs w:val="22"/>
           <w:rtl w:val="0"/>
         </w:rPr>
         <w:t>.</w:t>
@@ -1534,8 +1783,28 @@
         <w:spacing w:before="0" w:after="240" w:line="240" w:lineRule="auto"/>
         <w:rPr>
           <w:rFonts w:ascii="Times Roman" w:cs="Times Roman" w:hAnsi="Times Roman" w:eastAsia="Times Roman"/>
+          <w:sz w:val="22"/>
+          <w:szCs w:val="22"/>
         </w:rPr>
       </w:pPr>
+      <w:r>
+        <w:rPr>
+          <w:rFonts w:ascii="Times Roman" w:hAnsi="Times Roman" w:hint="default"/>
+          <w:sz w:val="22"/>
+          <w:szCs w:val="22"/>
+          <w:rtl w:val="0"/>
+        </w:rPr>
+        <w:t>Για την παραγωγή των συνθετικών μασκών θα χρησιμοποιηθούν τεχνικές από το πεδίο της υπολογιστικής όρασης</w:t>
+      </w:r>
+      <w:r>
+        <w:rPr>
+          <w:rFonts w:ascii="Times Roman" w:hAnsi="Times Roman"/>
+          <w:sz w:val="22"/>
+          <w:szCs w:val="22"/>
+          <w:rtl w:val="0"/>
+        </w:rPr>
+        <w:t>:</w:t>
+      </w:r>
     </w:p>
     <w:p>
       <w:pPr>
@@ -1544,8 +1813,149 @@
         <w:spacing w:before="0" w:after="240" w:line="240" w:lineRule="auto"/>
         <w:rPr>
           <w:rFonts w:ascii="Times Roman" w:cs="Times Roman" w:hAnsi="Times Roman" w:eastAsia="Times Roman"/>
+          <w:sz w:val="22"/>
+          <w:szCs w:val="22"/>
         </w:rPr>
       </w:pPr>
+      <w:r>
+        <w:rPr>
+          <w:rFonts w:ascii="Times Roman" w:hAnsi="Times Roman" w:hint="default"/>
+          <w:sz w:val="22"/>
+          <w:szCs w:val="22"/>
+          <w:rtl w:val="0"/>
+        </w:rPr>
+        <w:t xml:space="preserve">• </w:t>
+      </w:r>
+      <w:r>
+        <w:rPr>
+          <w:rFonts w:ascii="Times Roman" w:hAnsi="Times Roman"/>
+          <w:sz w:val="22"/>
+          <w:szCs w:val="22"/>
+          <w:rtl w:val="0"/>
+          <w:lang w:val="en-US"/>
+        </w:rPr>
+        <w:t>Otsu thresholding</w:t>
+      </w:r>
+      <w:r>
+        <w:rPr>
+          <w:rFonts w:ascii="Times Roman" w:cs="Times Roman" w:hAnsi="Times Roman" w:eastAsia="Times Roman"/>
+          <w:sz w:val="22"/>
+          <w:szCs w:val="22"/>
+          <w:rtl w:val="0"/>
+        </w:rPr>
+        <w:br w:type="textWrapping"/>
+        <w:t xml:space="preserve">• </w:t>
+      </w:r>
+      <w:r>
+        <w:rPr>
+          <w:rFonts w:ascii="Times Roman" w:hAnsi="Times Roman"/>
+          <w:sz w:val="22"/>
+          <w:szCs w:val="22"/>
+          <w:rtl w:val="0"/>
+          <w:lang w:val="en-US"/>
+        </w:rPr>
+        <w:t>Multi-Otsu thresholding</w:t>
+      </w:r>
+      <w:r>
+        <w:rPr>
+          <w:rFonts w:ascii="Times Roman" w:cs="Times Roman" w:hAnsi="Times Roman" w:eastAsia="Times Roman"/>
+          <w:sz w:val="22"/>
+          <w:szCs w:val="22"/>
+          <w:rtl w:val="0"/>
+        </w:rPr>
+        <w:br w:type="textWrapping"/>
+        <w:t xml:space="preserve">• </w:t>
+      </w:r>
+      <w:r>
+        <w:rPr>
+          <w:rFonts w:ascii="Times Roman" w:hAnsi="Times Roman"/>
+          <w:sz w:val="22"/>
+          <w:szCs w:val="22"/>
+          <w:rtl w:val="0"/>
+          <w:lang w:val="en-US"/>
+        </w:rPr>
+        <w:t>Adaptive / Local thresholding</w:t>
+      </w:r>
+      <w:r>
+        <w:rPr>
+          <w:rFonts w:ascii="Times Roman" w:cs="Times Roman" w:hAnsi="Times Roman" w:eastAsia="Times Roman"/>
+          <w:sz w:val="22"/>
+          <w:szCs w:val="22"/>
+          <w:rtl w:val="0"/>
+        </w:rPr>
+        <w:br w:type="textWrapping"/>
+        <w:t xml:space="preserve">• </w:t>
+      </w:r>
+      <w:r>
+        <w:rPr>
+          <w:rFonts w:ascii="Times Roman" w:hAnsi="Times Roman"/>
+          <w:sz w:val="22"/>
+          <w:szCs w:val="22"/>
+          <w:rtl w:val="0"/>
+          <w:lang w:val="en-US"/>
+        </w:rPr>
+        <w:t>Watershed segmentation</w:t>
+      </w:r>
+      <w:r>
+        <w:rPr>
+          <w:rFonts w:ascii="Times Roman" w:cs="Times Roman" w:hAnsi="Times Roman" w:eastAsia="Times Roman"/>
+          <w:sz w:val="22"/>
+          <w:szCs w:val="22"/>
+          <w:rtl w:val="0"/>
+        </w:rPr>
+        <w:br w:type="textWrapping"/>
+        <w:t xml:space="preserve">• </w:t>
+      </w:r>
+      <w:r>
+        <w:rPr>
+          <w:rFonts w:ascii="Times Roman" w:hAnsi="Times Roman"/>
+          <w:sz w:val="22"/>
+          <w:szCs w:val="22"/>
+          <w:rtl w:val="0"/>
+          <w:lang w:val="en-US"/>
+        </w:rPr>
+        <w:t>Random Walker segmentation</w:t>
+      </w:r>
+      <w:r>
+        <w:rPr>
+          <w:rFonts w:ascii="Times Roman" w:cs="Times Roman" w:hAnsi="Times Roman" w:eastAsia="Times Roman"/>
+          <w:sz w:val="22"/>
+          <w:szCs w:val="22"/>
+          <w:rtl w:val="0"/>
+        </w:rPr>
+        <w:br w:type="textWrapping"/>
+        <w:t xml:space="preserve">• </w:t>
+      </w:r>
+      <w:r>
+        <w:rPr>
+          <w:rFonts w:ascii="Times Roman" w:hAnsi="Times Roman"/>
+          <w:sz w:val="22"/>
+          <w:szCs w:val="22"/>
+          <w:rtl w:val="0"/>
+          <w:lang w:val="it-IT"/>
+        </w:rPr>
+        <w:t>Chan-Vese segmentation</w:t>
+      </w:r>
+      <w:r>
+        <w:rPr>
+          <w:rFonts w:ascii="Times Roman" w:cs="Times Roman" w:hAnsi="Times Roman" w:eastAsia="Times Roman"/>
+          <w:sz w:val="22"/>
+          <w:szCs w:val="22"/>
+          <w:rtl w:val="0"/>
+        </w:rPr>
+        <w:br w:type="textWrapping"/>
+        <w:t xml:space="preserve">• </w:t>
+      </w:r>
+      <w:r>
+        <w:rPr>
+          <w:rFonts w:ascii="Times Roman" w:hAnsi="Times Roman"/>
+          <w:sz w:val="22"/>
+          <w:szCs w:val="22"/>
+          <w:rtl w:val="0"/>
+          <w:lang w:val="en-US"/>
+        </w:rPr>
+        <w:t>Morphological Geodesic Active Contours (Morphological Snakes)</w:t>
+      </w:r>
     </w:p>
     <w:p>
       <w:pPr>
@@ -1554,8 +1964,47 @@
         <w:spacing w:before="0" w:after="240" w:line="240" w:lineRule="auto"/>
         <w:rPr>
           <w:rFonts w:ascii="Times Roman" w:cs="Times Roman" w:hAnsi="Times Roman" w:eastAsia="Times Roman"/>
+          <w:sz w:val="22"/>
+          <w:szCs w:val="22"/>
         </w:rPr>
       </w:pPr>
+      <w:r>
+        <w:rPr>
+          <w:rFonts w:ascii="Times Roman" w:hAnsi="Times Roman" w:hint="default"/>
+          <w:sz w:val="22"/>
+          <w:szCs w:val="22"/>
+          <w:rtl w:val="0"/>
+        </w:rPr>
+        <w:t xml:space="preserve">Οι μέθοδοι αυτές θα υλοποιηθούν κυρίως με τη βιβλιοθήκη </w:t>
+      </w:r>
+      <w:r>
+        <w:rPr>
+          <w:rFonts w:ascii="Times Roman" w:hAnsi="Times Roman"/>
+          <w:sz w:val="22"/>
+          <w:szCs w:val="22"/>
+          <w:rtl w:val="0"/>
+          <w:lang w:val="fr-FR"/>
+        </w:rPr>
+        <w:t xml:space="preserve">scikit-image </w:t>
+      </w:r>
+      <w:r>
+        <w:rPr>
+          <w:rFonts w:ascii="Times Roman" w:hAnsi="Times Roman" w:hint="default"/>
+          <w:sz w:val="22"/>
+          <w:szCs w:val="22"/>
+          <w:rtl w:val="0"/>
+        </w:rPr>
+        <w:t xml:space="preserve">σε </w:t>
+      </w:r>
+      <w:r>
+        <w:rPr>
+          <w:rFonts w:ascii="Times Roman" w:hAnsi="Times Roman"/>
+          <w:sz w:val="22"/>
+          <w:szCs w:val="22"/>
+          <w:rtl w:val="0"/>
+        </w:rPr>
+        <w:t>Python.</w:t>
+      </w:r>
     </w:p>
     <w:p>
       <w:pPr>
@@ -1564,21 +2013,104 @@
         <w:spacing w:before="0" w:after="240" w:line="240" w:lineRule="auto"/>
         <w:rPr>
           <w:rFonts w:ascii="Times Roman" w:cs="Times Roman" w:hAnsi="Times Roman" w:eastAsia="Times Roman"/>
+          <w:sz w:val="22"/>
+          <w:szCs w:val="22"/>
         </w:rPr>
       </w:pPr>
       <w:r>
         <w:rPr>
           <w:rFonts w:ascii="Times Roman" w:hAnsi="Times Roman" w:hint="default"/>
-          <w:rtl w:val="0"/>
-        </w:rPr>
-        <w:t>Για την παραγωγή των συνθετικών μασκών θα χρησιμοποιηθούν τεχνικές από το πεδίο της υπολογιστικής όρασης</w:t>
-      </w:r>
-      <w:r>
-        <w:rPr>
-          <w:rFonts w:ascii="Times Roman" w:hAnsi="Times Roman"/>
-          <w:rtl w:val="0"/>
-        </w:rPr>
-        <w:t>:</w:t>
+          <w:sz w:val="22"/>
+          <w:szCs w:val="22"/>
+          <w:rtl w:val="0"/>
+        </w:rPr>
+        <w:t xml:space="preserve">Οι μάσκες </w:t>
+      </w:r>
+      <w:r>
+        <w:rPr>
+          <w:rFonts w:ascii="Times Roman" w:hAnsi="Times Roman"/>
+          <w:sz w:val="22"/>
+          <w:szCs w:val="22"/>
+          <w:rtl w:val="0"/>
+          <w:lang w:val="en-US"/>
+        </w:rPr>
+        <w:t xml:space="preserve">segmentation </w:t>
+      </w:r>
+      <w:r>
+        <w:rPr>
+          <w:rFonts w:ascii="Times Roman" w:hAnsi="Times Roman" w:hint="default"/>
+          <w:sz w:val="22"/>
+          <w:szCs w:val="22"/>
+          <w:rtl w:val="0"/>
+        </w:rPr>
+        <w:t xml:space="preserve">θα μετατρέπονται αυτόματα σε </w:t>
+      </w:r>
+      <w:r>
+        <w:rPr>
+          <w:rFonts w:ascii="Times Roman" w:hAnsi="Times Roman"/>
+          <w:sz w:val="22"/>
+          <w:szCs w:val="22"/>
+          <w:rtl w:val="0"/>
+          <w:lang w:val="en-US"/>
+        </w:rPr>
+        <w:t xml:space="preserve">polygon annotations </w:t>
+      </w:r>
+      <w:r>
+        <w:rPr>
+          <w:rFonts w:ascii="Times Roman" w:hAnsi="Times Roman" w:hint="default"/>
+          <w:sz w:val="22"/>
+          <w:szCs w:val="22"/>
+          <w:rtl w:val="0"/>
+        </w:rPr>
+        <w:t xml:space="preserve">με χρήση </w:t>
+      </w:r>
+      <w:r>
+        <w:rPr>
+          <w:rFonts w:ascii="Times Roman" w:hAnsi="Times Roman"/>
+          <w:sz w:val="22"/>
+          <w:szCs w:val="22"/>
+          <w:rtl w:val="0"/>
+          <w:lang w:val="fr-FR"/>
+        </w:rPr>
+        <w:t xml:space="preserve">contour detection. </w:t>
+      </w:r>
+      <w:r>
+        <w:rPr>
+          <w:rFonts w:ascii="Times Roman" w:hAnsi="Times Roman" w:hint="default"/>
+          <w:sz w:val="22"/>
+          <w:szCs w:val="22"/>
+          <w:rtl w:val="0"/>
+        </w:rPr>
+        <w:t xml:space="preserve">Τα </w:t>
+      </w:r>
+      <w:r>
+        <w:rPr>
+          <w:rFonts w:ascii="Times Roman" w:hAnsi="Times Roman"/>
+          <w:sz w:val="22"/>
+          <w:szCs w:val="22"/>
+          <w:rtl w:val="0"/>
+          <w:lang w:val="en-US"/>
+        </w:rPr>
+        <w:t xml:space="preserve">polygons </w:t>
+      </w:r>
+      <w:r>
+        <w:rPr>
+          <w:rFonts w:ascii="Times Roman" w:hAnsi="Times Roman" w:hint="default"/>
+          <w:sz w:val="22"/>
+          <w:szCs w:val="22"/>
+          <w:rtl w:val="0"/>
+        </w:rPr>
+        <w:t xml:space="preserve">θα αποθηκεύονται σε μορφή κατάλληλη για εκπαίδευση μοντέλων </w:t>
+      </w:r>
+      <w:r>
+        <w:rPr>
+          <w:rFonts w:ascii="Times Roman" w:hAnsi="Times Roman"/>
+          <w:sz w:val="22"/>
+          <w:szCs w:val="22"/>
+          <w:rtl w:val="0"/>
+          <w:lang w:val="it-IT"/>
+        </w:rPr>
+        <w:t>YOLO segmentation.</w:t>
       </w:r>
     </w:p>
     <w:p>
@@ -1588,118 +2120,27 @@
         <w:spacing w:before="0" w:after="240" w:line="240" w:lineRule="auto"/>
         <w:rPr>
           <w:rFonts w:ascii="Times Roman" w:cs="Times Roman" w:hAnsi="Times Roman" w:eastAsia="Times Roman"/>
+          <w:sz w:val="22"/>
+          <w:szCs w:val="22"/>
         </w:rPr>
       </w:pPr>
       <w:r>
         <w:rPr>
           <w:rFonts w:ascii="Times Roman" w:hAnsi="Times Roman" w:hint="default"/>
-          <w:rtl w:val="0"/>
-        </w:rPr>
-        <w:t xml:space="preserve">• </w:t>
-      </w:r>
-      <w:r>
-        <w:rPr>
-          <w:rFonts w:ascii="Times Roman" w:hAnsi="Times Roman"/>
-          <w:rtl w:val="0"/>
-          <w:lang w:val="en-US"/>
-        </w:rPr>
-        <w:t>Otsu thresholding</w:t>
-      </w:r>
-      <w:r>
-        <w:rPr>
-          <w:rFonts w:ascii="Times Roman" w:cs="Times Roman" w:hAnsi="Times Roman" w:eastAsia="Times Roman"/>
-          <w:rtl w:val="0"/>
-        </w:rPr>
-        <w:br w:type="textWrapping"/>
-        <w:t xml:space="preserve">• </w:t>
-      </w:r>
-      <w:r>
-        <w:rPr>
-          <w:rFonts w:ascii="Times Roman" w:hAnsi="Times Roman"/>
-          <w:rtl w:val="0"/>
-          <w:lang w:val="en-US"/>
-        </w:rPr>
-        <w:t>Multi-Otsu thresholding</w:t>
-      </w:r>
-      <w:r>
-        <w:rPr>
-          <w:rFonts w:ascii="Times Roman" w:cs="Times Roman" w:hAnsi="Times Roman" w:eastAsia="Times Roman"/>
-          <w:rtl w:val="0"/>
-        </w:rPr>
-        <w:br w:type="textWrapping"/>
-        <w:t xml:space="preserve">• </w:t>
-      </w:r>
-      <w:r>
-        <w:rPr>
-          <w:rFonts w:ascii="Times Roman" w:hAnsi="Times Roman"/>
-          <w:rtl w:val="0"/>
-          <w:lang w:val="en-US"/>
-        </w:rPr>
-        <w:t>Adaptive / Local thresholding</w:t>
-      </w:r>
-      <w:r>
-        <w:rPr>
-          <w:rFonts w:ascii="Times Roman" w:cs="Times Roman" w:hAnsi="Times Roman" w:eastAsia="Times Roman"/>
-          <w:rtl w:val="0"/>
-        </w:rPr>
-        <w:br w:type="textWrapping"/>
-        <w:t xml:space="preserve">• </w:t>
-      </w:r>
-      <w:r>
-        <w:rPr>
-          <w:rFonts w:ascii="Times Roman" w:hAnsi="Times Roman"/>
-          <w:rtl w:val="0"/>
-          <w:lang w:val="en-US"/>
-        </w:rPr>
-        <w:t>Watershed segmentation</w:t>
-      </w:r>
-      <w:r>
-        <w:rPr>
-          <w:rFonts w:ascii="Times Roman" w:cs="Times Roman" w:hAnsi="Times Roman" w:eastAsia="Times Roman"/>
-          <w:rtl w:val="0"/>
-        </w:rPr>
-        <w:br w:type="textWrapping"/>
-        <w:t xml:space="preserve">• </w:t>
-      </w:r>
-      <w:r>
-        <w:rPr>
-          <w:rFonts w:ascii="Times Roman" w:hAnsi="Times Roman"/>
-          <w:rtl w:val="0"/>
-          <w:lang w:val="en-US"/>
-        </w:rPr>
-        <w:t>Random Walker segmentation</w:t>
-      </w:r>
-      <w:r>
-        <w:rPr>
-          <w:rFonts w:ascii="Times Roman" w:cs="Times Roman" w:hAnsi="Times Roman" w:eastAsia="Times Roman"/>
-          <w:rtl w:val="0"/>
-        </w:rPr>
-        <w:br w:type="textWrapping"/>
-        <w:t xml:space="preserve">• </w:t>
-      </w:r>
-      <w:r>
-        <w:rPr>
-          <w:rFonts w:ascii="Times Roman" w:hAnsi="Times Roman"/>
-          <w:rtl w:val="0"/>
-          <w:lang w:val="it-IT"/>
-        </w:rPr>
-        <w:t>Chan-Vese segmentation</w:t>
-      </w:r>
-      <w:r>
-        <w:rPr>
-          <w:rFonts w:ascii="Times Roman" w:cs="Times Roman" w:hAnsi="Times Roman" w:eastAsia="Times Roman"/>
-          <w:rtl w:val="0"/>
-        </w:rPr>
-        <w:br w:type="textWrapping"/>
-        <w:t xml:space="preserve">• </w:t>
-      </w:r>
-      <w:r>
-        <w:rPr>
-          <w:rFonts w:ascii="Times Roman" w:hAnsi="Times Roman"/>
-          <w:rtl w:val="0"/>
-          <w:lang w:val="en-US"/>
-        </w:rPr>
-        <w:t>Morphological Geodesic Active Contours (Morphological Snakes)</w:t>
+          <w:sz w:val="22"/>
+          <w:szCs w:val="22"/>
+          <w:rtl w:val="0"/>
+        </w:rPr>
+        <w:t>Στη συνέχεια θα πραγματοποιηθεί εκπαίδευση μοντέλων</w:t>
+      </w:r>
+      <w:r>
+        <w:rPr>
+          <w:rFonts w:ascii="Times Roman" w:hAnsi="Times Roman"/>
+          <w:sz w:val="22"/>
+          <w:szCs w:val="22"/>
+          <w:rtl w:val="0"/>
+        </w:rPr>
+        <w:t>:</w:t>
       </w:r>
     </w:p>
     <w:p>
@@ -1709,36 +2150,46 @@
         <w:spacing w:before="0" w:after="240" w:line="240" w:lineRule="auto"/>
         <w:rPr>
           <w:rFonts w:ascii="Times Roman" w:cs="Times Roman" w:hAnsi="Times Roman" w:eastAsia="Times Roman"/>
+          <w:sz w:val="22"/>
+          <w:szCs w:val="22"/>
         </w:rPr>
       </w:pPr>
       <w:r>
         <w:rPr>
           <w:rFonts w:ascii="Times Roman" w:hAnsi="Times Roman" w:hint="default"/>
-          <w:rtl w:val="0"/>
-        </w:rPr>
-        <w:t xml:space="preserve">Οι μέθοδοι αυτές θα υλοποιηθούν κυρίως με τη βιβλιοθήκη </w:t>
-      </w:r>
-      <w:r>
-        <w:rPr>
-          <w:rFonts w:ascii="Times Roman" w:hAnsi="Times Roman"/>
-          <w:rtl w:val="0"/>
-          <w:lang w:val="fr-FR"/>
-        </w:rPr>
-        <w:t xml:space="preserve">scikit-image </w:t>
-      </w:r>
-      <w:r>
-        <w:rPr>
-          <w:rFonts w:ascii="Times Roman" w:hAnsi="Times Roman" w:hint="default"/>
-          <w:rtl w:val="0"/>
-        </w:rPr>
-        <w:t xml:space="preserve">σε </w:t>
-      </w:r>
-      <w:r>
-        <w:rPr>
-          <w:rFonts w:ascii="Times Roman" w:hAnsi="Times Roman"/>
-          <w:rtl w:val="0"/>
-        </w:rPr>
-        <w:t>Python.</w:t>
+          <w:sz w:val="22"/>
+          <w:szCs w:val="22"/>
+          <w:rtl w:val="0"/>
+        </w:rPr>
+        <w:t xml:space="preserve">• </w:t>
+      </w:r>
+      <w:r>
+        <w:rPr>
+          <w:rFonts w:ascii="Times Roman" w:hAnsi="Times Roman"/>
+          <w:sz w:val="22"/>
+          <w:szCs w:val="22"/>
+          <w:rtl w:val="0"/>
+        </w:rPr>
+        <w:t>YOLOv11</w:t>
+      </w:r>
+      <w:r>
+        <w:rPr>
+          <w:rFonts w:ascii="Times Roman" w:cs="Times Roman" w:hAnsi="Times Roman" w:eastAsia="Times Roman"/>
+          <w:sz w:val="22"/>
+          <w:szCs w:val="22"/>
+          <w:rtl w:val="0"/>
+        </w:rPr>
+        <w:br w:type="textWrapping"/>
+        <w:t xml:space="preserve">• </w:t>
+      </w:r>
+      <w:r>
+        <w:rPr>
+          <w:rFonts w:ascii="Times Roman" w:hAnsi="Times Roman"/>
+          <w:sz w:val="22"/>
+          <w:szCs w:val="22"/>
+          <w:rtl w:val="0"/>
+        </w:rPr>
+        <w:t>YOLOv26</w:t>
       </w:r>
     </w:p>
     <w:p>
@@ -1748,18 +2199,42 @@
         <w:spacing w:before="0" w:after="240" w:line="240" w:lineRule="auto"/>
         <w:rPr>
           <w:rFonts w:ascii="Times Roman" w:cs="Times Roman" w:hAnsi="Times Roman" w:eastAsia="Times Roman"/>
+          <w:sz w:val="22"/>
+          <w:szCs w:val="22"/>
         </w:rPr>
       </w:pPr>
       <w:r>
         <w:rPr>
           <w:rFonts w:ascii="Times Roman" w:hAnsi="Times Roman" w:hint="default"/>
-          <w:rtl w:val="0"/>
-        </w:rPr>
-        <w:t xml:space="preserve">Οι μάσκες </w:t>
-      </w:r>
-      <w:r>
-        <w:rPr>
-          <w:rFonts w:ascii="Times Roman" w:hAnsi="Times Roman"/>
+          <w:sz w:val="22"/>
+          <w:szCs w:val="22"/>
+          <w:rtl w:val="0"/>
+        </w:rPr>
+        <w:t xml:space="preserve">Στόχος είναι να αξιολογηθεί η αποτελεσματικότητα των </w:t>
+      </w:r>
+      <w:r>
+        <w:rPr>
+          <w:rFonts w:ascii="Times Roman" w:hAnsi="Times Roman"/>
+          <w:sz w:val="22"/>
+          <w:szCs w:val="22"/>
+          <w:rtl w:val="0"/>
+        </w:rPr>
+        <w:t xml:space="preserve">datasets </w:t>
+      </w:r>
+      <w:r>
+        <w:rPr>
+          <w:rFonts w:ascii="Times Roman" w:hAnsi="Times Roman" w:hint="default"/>
+          <w:sz w:val="22"/>
+          <w:szCs w:val="22"/>
+          <w:rtl w:val="0"/>
+        </w:rPr>
+        <w:t xml:space="preserve">που παράγονται με διαφορετικές </w:t>
+      </w:r>
+      <w:r>
+        <w:rPr>
+          <w:rFonts w:ascii="Times Roman" w:hAnsi="Times Roman"/>
+          <w:sz w:val="22"/>
+          <w:szCs w:val="22"/>
           <w:rtl w:val="0"/>
           <w:lang w:val="en-US"/>
         </w:rPr>
@@ -1768,62 +2243,20 @@
       <w:r>
         <w:rPr>
           <w:rFonts w:ascii="Times Roman" w:hAnsi="Times Roman" w:hint="default"/>
-          <w:rtl w:val="0"/>
-        </w:rPr>
-        <w:t xml:space="preserve">θα μετατρέπονται αυτόματα σε </w:t>
-      </w:r>
-      <w:r>
-        <w:rPr>
-          <w:rFonts w:ascii="Times Roman" w:hAnsi="Times Roman"/>
-          <w:rtl w:val="0"/>
-          <w:lang w:val="en-US"/>
-        </w:rPr>
-        <w:t xml:space="preserve">polygon annotations </w:t>
-      </w:r>
-      <w:r>
-        <w:rPr>
-          <w:rFonts w:ascii="Times Roman" w:hAnsi="Times Roman" w:hint="default"/>
-          <w:rtl w:val="0"/>
-        </w:rPr>
-        <w:t xml:space="preserve">με χρήση </w:t>
-      </w:r>
-      <w:r>
-        <w:rPr>
-          <w:rFonts w:ascii="Times Roman" w:hAnsi="Times Roman"/>
-          <w:rtl w:val="0"/>
-          <w:lang w:val="fr-FR"/>
-        </w:rPr>
-        <w:t xml:space="preserve">contour detection. </w:t>
-      </w:r>
-      <w:r>
-        <w:rPr>
-          <w:rFonts w:ascii="Times Roman" w:hAnsi="Times Roman" w:hint="default"/>
-          <w:rtl w:val="0"/>
-        </w:rPr>
-        <w:t xml:space="preserve">Τα </w:t>
-      </w:r>
-      <w:r>
-        <w:rPr>
-          <w:rFonts w:ascii="Times Roman" w:hAnsi="Times Roman"/>
-          <w:rtl w:val="0"/>
-          <w:lang w:val="en-US"/>
-        </w:rPr>
-        <w:t xml:space="preserve">polygons </w:t>
-      </w:r>
-      <w:r>
-        <w:rPr>
-          <w:rFonts w:ascii="Times Roman" w:hAnsi="Times Roman" w:hint="default"/>
-          <w:rtl w:val="0"/>
-        </w:rPr>
-        <w:t xml:space="preserve">θα αποθηκεύονται σε μορφή κατάλληλη για εκπαίδευση μοντέλων </w:t>
-      </w:r>
-      <w:r>
-        <w:rPr>
-          <w:rFonts w:ascii="Times Roman" w:hAnsi="Times Roman"/>
-          <w:rtl w:val="0"/>
-          <w:lang w:val="it-IT"/>
-        </w:rPr>
-        <w:t>YOLO segmentation.</w:t>
+          <w:sz w:val="22"/>
+          <w:szCs w:val="22"/>
+          <w:rtl w:val="0"/>
+        </w:rPr>
+        <w:t>μεθόδους</w:t>
+      </w:r>
+      <w:r>
+        <w:rPr>
+          <w:rFonts w:ascii="Times Roman" w:hAnsi="Times Roman"/>
+          <w:sz w:val="22"/>
+          <w:szCs w:val="22"/>
+          <w:rtl w:val="0"/>
+        </w:rPr>
+        <w:t>.</w:t>
       </w:r>
     </w:p>
     <w:p>
@@ -1833,127 +2266,15 @@
         <w:spacing w:before="0" w:after="240" w:line="240" w:lineRule="auto"/>
         <w:rPr>
           <w:rFonts w:ascii="Times Roman" w:cs="Times Roman" w:hAnsi="Times Roman" w:eastAsia="Times Roman"/>
+          <w:sz w:val="22"/>
+          <w:szCs w:val="22"/>
         </w:rPr>
       </w:pPr>
       <w:r>
         <w:rPr>
           <w:rFonts w:ascii="Times Roman" w:hAnsi="Times Roman" w:hint="default"/>
-          <w:rtl w:val="0"/>
-        </w:rPr>
-        <w:t>Στη συνέχεια θα πραγματοποιηθεί εκπαίδευση μοντέλων</w:t>
-      </w:r>
-      <w:r>
-        <w:rPr>
-          <w:rFonts w:ascii="Times Roman" w:hAnsi="Times Roman"/>
-          <w:rtl w:val="0"/>
-        </w:rPr>
-        <w:t>:</w:t>
-      </w:r>
-    </w:p>
-    <w:p>
-      <w:pPr>
-        <w:pStyle w:val="Default"/>
-        <w:suppressAutoHyphens w:val="1"/>
-        <w:spacing w:before="0" w:after="240" w:line="240" w:lineRule="auto"/>
-        <w:rPr>
-          <w:rFonts w:ascii="Times Roman" w:cs="Times Roman" w:hAnsi="Times Roman" w:eastAsia="Times Roman"/>
-        </w:rPr>
-      </w:pPr>
-      <w:r>
-        <w:rPr>
-          <w:rFonts w:ascii="Times Roman" w:hAnsi="Times Roman" w:hint="default"/>
-          <w:rtl w:val="0"/>
-        </w:rPr>
-        <w:t xml:space="preserve">• </w:t>
-      </w:r>
-      <w:r>
-        <w:rPr>
-          <w:rFonts w:ascii="Times Roman" w:hAnsi="Times Roman"/>
-          <w:rtl w:val="0"/>
-        </w:rPr>
-        <w:t>YOLOv11</w:t>
-      </w:r>
-      <w:r>
-        <w:rPr>
-          <w:rFonts w:ascii="Times Roman" w:cs="Times Roman" w:hAnsi="Times Roman" w:eastAsia="Times Roman"/>
-          <w:rtl w:val="0"/>
-        </w:rPr>
-        <w:br w:type="textWrapping"/>
-        <w:t xml:space="preserve">• </w:t>
-      </w:r>
-      <w:r>
-        <w:rPr>
-          <w:rFonts w:ascii="Times Roman" w:hAnsi="Times Roman"/>
-          <w:rtl w:val="0"/>
-        </w:rPr>
-        <w:t>YOLOv26</w:t>
-      </w:r>
-    </w:p>
-    <w:p>
-      <w:pPr>
-        <w:pStyle w:val="Default"/>
-        <w:suppressAutoHyphens w:val="1"/>
-        <w:spacing w:before="0" w:after="240" w:line="240" w:lineRule="auto"/>
-        <w:rPr>
-          <w:rFonts w:ascii="Times Roman" w:cs="Times Roman" w:hAnsi="Times Roman" w:eastAsia="Times Roman"/>
-        </w:rPr>
-      </w:pPr>
-      <w:r>
-        <w:rPr>
-          <w:rFonts w:ascii="Times Roman" w:hAnsi="Times Roman" w:hint="default"/>
-          <w:rtl w:val="0"/>
-        </w:rPr>
-        <w:t xml:space="preserve">Στόχος είναι να αξιολογηθεί η αποτελεσματικότητα των </w:t>
-      </w:r>
-      <w:r>
-        <w:rPr>
-          <w:rFonts w:ascii="Times Roman" w:hAnsi="Times Roman"/>
-          <w:rtl w:val="0"/>
-        </w:rPr>
-        <w:t xml:space="preserve">datasets </w:t>
-      </w:r>
-      <w:r>
-        <w:rPr>
-          <w:rFonts w:ascii="Times Roman" w:hAnsi="Times Roman" w:hint="default"/>
-          <w:rtl w:val="0"/>
-        </w:rPr>
-        <w:t xml:space="preserve">που παράγονται με διαφορετικές </w:t>
-      </w:r>
-      <w:r>
-        <w:rPr>
-          <w:rFonts w:ascii="Times Roman" w:hAnsi="Times Roman"/>
-          <w:rtl w:val="0"/>
-          <w:lang w:val="en-US"/>
-        </w:rPr>
-        <w:t xml:space="preserve">segmentation </w:t>
-      </w:r>
-      <w:r>
-        <w:rPr>
-          <w:rFonts w:ascii="Times Roman" w:hAnsi="Times Roman" w:hint="default"/>
-          <w:rtl w:val="0"/>
-        </w:rPr>
-        <w:t>μεθόδους</w:t>
-      </w:r>
-      <w:r>
-        <w:rPr>
-          <w:rFonts w:ascii="Times Roman" w:hAnsi="Times Roman"/>
-          <w:rtl w:val="0"/>
-        </w:rPr>
-        <w:t>.</w:t>
-      </w:r>
-    </w:p>
-    <w:p>
-      <w:pPr>
-        <w:pStyle w:val="Default"/>
-        <w:suppressAutoHyphens w:val="1"/>
-        <w:spacing w:before="0" w:after="240" w:line="240" w:lineRule="auto"/>
-        <w:rPr>
-          <w:rFonts w:ascii="Times Roman" w:cs="Times Roman" w:hAnsi="Times Roman" w:eastAsia="Times Roman"/>
-        </w:rPr>
-      </w:pPr>
-      <w:r>
-        <w:rPr>
-          <w:rFonts w:ascii="Times Roman" w:hAnsi="Times Roman" w:hint="default"/>
+          <w:sz w:val="22"/>
+          <w:szCs w:val="22"/>
           <w:rtl w:val="0"/>
         </w:rPr>
         <w:t>Η ποιότητα των συνθετικών μασκών θα αξιολογηθεί με</w:t>
@@ -1961,6 +2282,8 @@
       <w:r>
         <w:rPr>
           <w:rFonts w:ascii="Times Roman" w:hAnsi="Times Roman"/>
+          <w:sz w:val="22"/>
+          <w:szCs w:val="22"/>
           <w:rtl w:val="0"/>
         </w:rPr>
         <w:t>:</w:t>
@@ -1977,12 +2300,16 @@
         <w:spacing w:before="0" w:after="240" w:line="240" w:lineRule="auto"/>
         <w:rPr>
           <w:rFonts w:ascii="Times Roman" w:hAnsi="Times Roman"/>
+          <w:sz w:val="22"/>
+          <w:szCs w:val="22"/>
           <w:lang w:val="en-US"/>
         </w:rPr>
       </w:pPr>
       <w:r>
         <w:rPr>
           <w:rFonts w:ascii="Times Roman" w:hAnsi="Times Roman"/>
+          <w:sz w:val="22"/>
+          <w:szCs w:val="22"/>
           <w:rtl w:val="0"/>
           <w:lang w:val="en-US"/>
         </w:rPr>
@@ -1991,6 +2318,8 @@
       <w:r>
         <w:rPr>
           <w:rFonts w:ascii="Times Roman" w:cs="Times Roman" w:hAnsi="Times Roman" w:eastAsia="Times Roman"/>
+          <w:sz w:val="22"/>
+          <w:szCs w:val="22"/>
           <w:rtl w:val="0"/>
         </w:rPr>
         <w:br w:type="textWrapping"/>
@@ -1999,6 +2328,8 @@
       <w:r>
         <w:rPr>
           <w:rFonts w:ascii="Times Roman" w:hAnsi="Times Roman"/>
+          <w:sz w:val="22"/>
+          <w:szCs w:val="22"/>
           <w:rtl w:val="0"/>
           <w:lang w:val="en-US"/>
         </w:rPr>
@@ -2007,6 +2338,8 @@
       <w:r>
         <w:rPr>
           <w:rFonts w:ascii="Times Roman" w:cs="Times Roman" w:hAnsi="Times Roman" w:eastAsia="Times Roman"/>
+          <w:sz w:val="22"/>
+          <w:szCs w:val="22"/>
           <w:rtl w:val="0"/>
         </w:rPr>
         <w:br w:type="textWrapping"/>
@@ -2015,6 +2348,8 @@
       <w:r>
         <w:rPr>
           <w:rFonts w:ascii="Times Roman" w:hAnsi="Times Roman"/>
+          <w:sz w:val="22"/>
+          <w:szCs w:val="22"/>
           <w:rtl w:val="0"/>
           <w:lang w:val="en-US"/>
         </w:rPr>
@@ -2023,6 +2358,8 @@
       <w:r>
         <w:rPr>
           <w:rFonts w:ascii="Times Roman" w:hAnsi="Times Roman" w:hint="default"/>
+          <w:sz w:val="22"/>
+          <w:szCs w:val="22"/>
           <w:rtl w:val="0"/>
         </w:rPr>
         <w:t xml:space="preserve">των </w:t>
@@ -2030,6 +2367,8 @@
       <w:r>
         <w:rPr>
           <w:rFonts w:ascii="Times Roman" w:hAnsi="Times Roman"/>
+          <w:sz w:val="22"/>
+          <w:szCs w:val="22"/>
           <w:rtl w:val="0"/>
         </w:rPr>
         <w:t>YOLO models</w:t>
@@ -2038,9 +2377,15 @@
     <w:p>
       <w:pPr>
         <w:pStyle w:val="Heading 2"/>
+        <w:rPr>
+          <w:sz w:val="22"/>
+          <w:szCs w:val="22"/>
+        </w:rPr>
       </w:pPr>
       <w:r>
         <w:rPr>
+          <w:sz w:val="22"/>
+          <w:szCs w:val="22"/>
           <w:rtl w:val="0"/>
         </w:rPr>
         <w:t>Ενδεικτικό Χρονοδιάγραμμα</w:t>
@@ -4436,9 +4781,15 @@
     <w:p>
       <w:pPr>
         <w:pStyle w:val="Heading 2"/>
+        <w:rPr>
+          <w:sz w:val="22"/>
+          <w:szCs w:val="22"/>
+        </w:rPr>
       </w:pPr>
       <w:r>
         <w:rPr>
+          <w:sz w:val="22"/>
+          <w:szCs w:val="22"/>
           <w:rtl w:val="0"/>
         </w:rPr>
         <w:t>Βιβλιογραφία</w:t>
@@ -4461,7 +4812,6 @@
       <w:r>
         <w:rPr>
           <w:rtl w:val="0"/>
-          <w:lang w:val="en-US"/>
         </w:rPr>
         <w:t>[2] Bakas, S., Akbari, H., Sotiras, A., et al., Advancing The Cancer Genome Atlas glioma MRI collections, Scientific Data, 2017.</w:t>
       </w:r>
@@ -4471,7 +4821,6 @@
       <w:r>
         <w:rPr>
           <w:rtl w:val="0"/>
-          <w:lang w:val="en-US"/>
         </w:rPr>
         <w:t>[3] Bakas, S., Reyes, M., Jakab, A., et al., Identifying the Best Machine Learning Algorithms for Brain Tumor Segmentation, arXiv, 2019.</w:t>
       </w:r>
@@ -4481,7 +4830,6 @@
       <w:r>
         <w:rPr>
           <w:rtl w:val="0"/>
-          <w:lang w:val="en-US"/>
         </w:rPr>
         <w:t>[4] Al-Dhabyani, W., Gomaa, M., Khaled, H., et al., Dataset of breast ultrasound images, Data in Brief, 2020.</w:t>
       </w:r>
@@ -4491,7 +4839,6 @@
       <w:r>
         <w:rPr>
           <w:rtl w:val="0"/>
-          <w:lang w:val="en-US"/>
         </w:rPr>
         <w:t>[5] Jocher, G., Qiu, J., Chaurasia, A., Ultralytics YOLO, GitHub repository, 2023.</w:t>
       </w:r>
@@ -4501,7 +4848,6 @@
       <w:r>
         <w:rPr>
           <w:rtl w:val="0"/>
-          <w:lang w:val="en-US"/>
         </w:rPr>
         <w:t>[6] Nguyen, M.T.P., Le, T.N., Tran, M.K.P., Leukemia Detection Based on YOLOv11, Springer, 2026.</w:t>
       </w:r>
@@ -4511,7 +4857,6 @@
       <w:r>
         <w:rPr>
           <w:rtl w:val="0"/>
-          <w:lang w:val="en-US"/>
         </w:rPr>
         <w:t>[7] Beucher, S., Watershed, Hierarchical Segmentation and Waterfall Algorithm, Springer, 1994.</w:t>
       </w:r>
@@ -4519,9 +4864,15 @@
     <w:p>
       <w:pPr>
         <w:pStyle w:val="Heading 2"/>
+        <w:rPr>
+          <w:sz w:val="22"/>
+          <w:szCs w:val="22"/>
+        </w:rPr>
       </w:pPr>
       <w:r>
         <w:rPr>
+          <w:sz w:val="22"/>
+          <w:szCs w:val="22"/>
           <w:rtl w:val="0"/>
         </w:rPr>
         <w:t>Ρόλοι Μελών Ομάδας</w:t>
@@ -4607,6 +4958,12 @@
           <w:rtl w:val="0"/>
         </w:rPr>
         <w:t>Τουρκοχωρίτης Ευάγγελος</w:t>
+      </w:r>
+      <w:r>
+        <w:rPr>
+          <w:rtl w:val="0"/>
+        </w:rPr>
+        <w:t>s</w:t>
       </w:r>
     </w:p>
     <w:sectPr>
@@ -4686,7 +5043,7 @@
       <w:lvlText w:val="•"/>
       <w:lvlJc w:val="left"/>
       <w:pPr>
-        <w:ind w:left="789" w:hanging="189"/>
+        <w:ind w:left="774" w:hanging="174"/>
       </w:pPr>
       <w:rPr>
         <w:rFonts w:hAnsi="Arial Unicode MS"/>
@@ -4712,7 +5069,7 @@
       <w:lvlText w:val="•"/>
       <w:lvlJc w:val="left"/>
       <w:pPr>
-        <w:ind w:left="1389" w:hanging="189"/>
+        <w:ind w:left="1374" w:hanging="174"/>
       </w:pPr>
       <w:rPr>
         <w:rFonts w:hAnsi="Arial Unicode MS"/>
@@ -4738,7 +5095,7 @@
       <w:lvlText w:val="•"/>
       <w:lvlJc w:val="left"/>
       <w:pPr>
-        <w:ind w:left="1989" w:hanging="189"/>
+        <w:ind w:left="1974" w:hanging="174"/>
       </w:pPr>
       <w:rPr>
         <w:rFonts w:hAnsi="Arial Unicode MS"/>
@@ -4764,7 +5121,7 @@
       <w:lvlText w:val="•"/>
       <w:lvlJc w:val="left"/>
       <w:pPr>
-        <w:ind w:left="2589" w:hanging="189"/>
+        <w:ind w:left="2574" w:hanging="174"/>
       </w:pPr>
       <w:rPr>
         <w:rFonts w:hAnsi="Arial Unicode MS"/>
@@ -4790,7 +5147,7 @@
       <w:lvlText w:val="•"/>
       <w:lvlJc w:val="left"/>
       <w:pPr>
-        <w:ind w:left="3189" w:hanging="189"/>
+        <w:ind w:left="3174" w:hanging="174"/>
       </w:pPr>
       <w:rPr>
         <w:rFonts w:hAnsi="Arial Unicode MS"/>
@@ -4816,7 +5173,7 @@
       <w:lvlText w:val="•"/>
       <w:lvlJc w:val="left"/>
       <w:pPr>
-        <w:ind w:left="3789" w:hanging="189"/>
+        <w:ind w:left="3774" w:hanging="174"/>
       </w:pPr>
       <w:rPr>
         <w:rFonts w:hAnsi="Arial Unicode MS"/>
@@ -4842,7 +5199,7 @@
       <w:lvlText w:val="•"/>
       <w:lvlJc w:val="left"/>
       <w:pPr>
-        <w:ind w:left="4389" w:hanging="189"/>
+        <w:ind w:left="4374" w:hanging="174"/>
       </w:pPr>
       <w:rPr>
         <w:rFonts w:hAnsi="Arial Unicode MS"/>
@@ -4868,7 +5225,7 @@
       <w:lvlText w:val="•"/>
       <w:lvlJc w:val="left"/>
       <w:pPr>
-        <w:ind w:left="4989" w:hanging="189"/>
+        <w:ind w:left="4974" w:hanging="174"/>
       </w:pPr>
       <w:rPr>
         <w:rFonts w:hAnsi="Arial Unicode MS"/>
